--- a/ai_12/andrii_chumak/Epic_6/Звіт по Epic 6.docx
+++ b/ai_12/andrii_chumak/Epic_6/Звіт по Epic 6.docx
@@ -4,60 +4,205 @@
   <w:body>
     <w:p>
       <w:pPr>
+        <w:spacing w:after="0" w:line="240" w:lineRule="auto"/>
         <w:jc w:val="center"/>
         <w:rPr>
           <w:rFonts w:ascii="Times New Roman" w:eastAsia="Times New Roman" w:hAnsi="Times New Roman" w:cs="Times New Roman"/>
-          <w:sz w:val="28"/>
-          <w:szCs w:val="28"/>
-        </w:rPr>
-      </w:pPr>
-      <w:bookmarkStart w:id="0" w:name="_Hlk154173453"/>
-      <w:bookmarkEnd w:id="0"/>
-      <w:r>
-        <w:rPr>
-          <w:rFonts w:ascii="Times New Roman" w:eastAsia="Times New Roman" w:hAnsi="Times New Roman" w:cs="Times New Roman"/>
-          <w:sz w:val="28"/>
-          <w:szCs w:val="28"/>
-        </w:rPr>
-        <w:t>Міністерство освіти і науки України</w:t>
-      </w:r>
-    </w:p>
-    <w:p>
-      <w:pPr>
+          <w:sz w:val="24"/>
+          <w:szCs w:val="24"/>
+          <w:lang w:val="ru-RU"/>
+        </w:rPr>
+      </w:pPr>
+      <w:proofErr w:type="spellStart"/>
+      <w:r>
+        <w:rPr>
+          <w:rFonts w:ascii="Times New Roman" w:eastAsia="Times New Roman" w:hAnsi="Times New Roman" w:cs="Times New Roman"/>
+          <w:color w:val="000000"/>
+          <w:sz w:val="28"/>
+          <w:szCs w:val="28"/>
+          <w:lang w:val="ru-RU"/>
+        </w:rPr>
+        <w:t>Міністерство</w:t>
+      </w:r>
+      <w:proofErr w:type="spellEnd"/>
+      <w:r>
+        <w:rPr>
+          <w:rFonts w:ascii="Times New Roman" w:eastAsia="Times New Roman" w:hAnsi="Times New Roman" w:cs="Times New Roman"/>
+          <w:color w:val="000000"/>
+          <w:sz w:val="28"/>
+          <w:szCs w:val="28"/>
+          <w:lang w:val="ru-RU"/>
+        </w:rPr>
+        <w:t xml:space="preserve"> </w:t>
+      </w:r>
+      <w:proofErr w:type="spellStart"/>
+      <w:r>
+        <w:rPr>
+          <w:rFonts w:ascii="Times New Roman" w:eastAsia="Times New Roman" w:hAnsi="Times New Roman" w:cs="Times New Roman"/>
+          <w:color w:val="000000"/>
+          <w:sz w:val="28"/>
+          <w:szCs w:val="28"/>
+          <w:lang w:val="ru-RU"/>
+        </w:rPr>
+        <w:t>освіти</w:t>
+      </w:r>
+      <w:proofErr w:type="spellEnd"/>
+      <w:r>
+        <w:rPr>
+          <w:rFonts w:ascii="Times New Roman" w:eastAsia="Times New Roman" w:hAnsi="Times New Roman" w:cs="Times New Roman"/>
+          <w:color w:val="000000"/>
+          <w:sz w:val="28"/>
+          <w:szCs w:val="28"/>
+          <w:lang w:val="ru-RU"/>
+        </w:rPr>
+        <w:t xml:space="preserve"> і науки </w:t>
+      </w:r>
+      <w:proofErr w:type="spellStart"/>
+      <w:r>
+        <w:rPr>
+          <w:rFonts w:ascii="Times New Roman" w:eastAsia="Times New Roman" w:hAnsi="Times New Roman" w:cs="Times New Roman"/>
+          <w:color w:val="000000"/>
+          <w:sz w:val="28"/>
+          <w:szCs w:val="28"/>
+          <w:lang w:val="ru-RU"/>
+        </w:rPr>
+        <w:t>України</w:t>
+      </w:r>
+      <w:proofErr w:type="spellEnd"/>
+    </w:p>
+    <w:p>
+      <w:pPr>
+        <w:spacing w:after="0" w:line="240" w:lineRule="auto"/>
         <w:jc w:val="center"/>
         <w:rPr>
           <w:rFonts w:ascii="Times New Roman" w:eastAsia="Times New Roman" w:hAnsi="Times New Roman" w:cs="Times New Roman"/>
-          <w:sz w:val="28"/>
-          <w:szCs w:val="28"/>
-        </w:rPr>
-      </w:pPr>
-      <w:r>
-        <w:rPr>
-          <w:rFonts w:ascii="Times New Roman" w:eastAsia="Times New Roman" w:hAnsi="Times New Roman" w:cs="Times New Roman"/>
-          <w:sz w:val="28"/>
-          <w:szCs w:val="28"/>
-        </w:rPr>
-        <w:t>Національний університет «Львівська політехніка»</w:t>
-      </w:r>
-    </w:p>
-    <w:p>
-      <w:pPr>
-        <w:spacing w:after="0" w:line="360" w:lineRule="auto"/>
+          <w:sz w:val="24"/>
+          <w:szCs w:val="24"/>
+          <w:lang w:val="ru-RU"/>
+        </w:rPr>
+      </w:pPr>
+      <w:proofErr w:type="spellStart"/>
+      <w:r>
+        <w:rPr>
+          <w:rFonts w:ascii="Times New Roman" w:eastAsia="Times New Roman" w:hAnsi="Times New Roman" w:cs="Times New Roman"/>
+          <w:color w:val="000000"/>
+          <w:sz w:val="28"/>
+          <w:szCs w:val="28"/>
+          <w:lang w:val="ru-RU"/>
+        </w:rPr>
+        <w:t>Національний</w:t>
+      </w:r>
+      <w:proofErr w:type="spellEnd"/>
+      <w:r>
+        <w:rPr>
+          <w:rFonts w:ascii="Times New Roman" w:eastAsia="Times New Roman" w:hAnsi="Times New Roman" w:cs="Times New Roman"/>
+          <w:color w:val="000000"/>
+          <w:sz w:val="28"/>
+          <w:szCs w:val="28"/>
+          <w:lang w:val="ru-RU"/>
+        </w:rPr>
+        <w:t xml:space="preserve"> </w:t>
+      </w:r>
+      <w:proofErr w:type="spellStart"/>
+      <w:r>
+        <w:rPr>
+          <w:rFonts w:ascii="Times New Roman" w:eastAsia="Times New Roman" w:hAnsi="Times New Roman" w:cs="Times New Roman"/>
+          <w:color w:val="000000"/>
+          <w:sz w:val="28"/>
+          <w:szCs w:val="28"/>
+          <w:lang w:val="ru-RU"/>
+        </w:rPr>
+        <w:t>університет</w:t>
+      </w:r>
+      <w:proofErr w:type="spellEnd"/>
+      <w:r>
+        <w:rPr>
+          <w:rFonts w:ascii="Times New Roman" w:eastAsia="Times New Roman" w:hAnsi="Times New Roman" w:cs="Times New Roman"/>
+          <w:color w:val="000000"/>
+          <w:sz w:val="28"/>
+          <w:szCs w:val="28"/>
+          <w:lang w:val="ru-RU"/>
+        </w:rPr>
+        <w:t xml:space="preserve"> «</w:t>
+      </w:r>
+      <w:proofErr w:type="spellStart"/>
+      <w:r>
+        <w:rPr>
+          <w:rFonts w:ascii="Times New Roman" w:eastAsia="Times New Roman" w:hAnsi="Times New Roman" w:cs="Times New Roman"/>
+          <w:color w:val="000000"/>
+          <w:sz w:val="28"/>
+          <w:szCs w:val="28"/>
+          <w:lang w:val="ru-RU"/>
+        </w:rPr>
+        <w:t>Львівська</w:t>
+      </w:r>
+      <w:proofErr w:type="spellEnd"/>
+      <w:r>
+        <w:rPr>
+          <w:rFonts w:ascii="Times New Roman" w:eastAsia="Times New Roman" w:hAnsi="Times New Roman" w:cs="Times New Roman"/>
+          <w:color w:val="000000"/>
+          <w:sz w:val="28"/>
+          <w:szCs w:val="28"/>
+          <w:lang w:val="ru-RU"/>
+        </w:rPr>
+        <w:t xml:space="preserve"> </w:t>
+      </w:r>
+      <w:proofErr w:type="spellStart"/>
+      <w:r>
+        <w:rPr>
+          <w:rFonts w:ascii="Times New Roman" w:eastAsia="Times New Roman" w:hAnsi="Times New Roman" w:cs="Times New Roman"/>
+          <w:color w:val="000000"/>
+          <w:sz w:val="28"/>
+          <w:szCs w:val="28"/>
+          <w:lang w:val="ru-RU"/>
+        </w:rPr>
+        <w:t>політехніка</w:t>
+      </w:r>
+      <w:proofErr w:type="spellEnd"/>
+      <w:r>
+        <w:rPr>
+          <w:rFonts w:ascii="Times New Roman" w:eastAsia="Times New Roman" w:hAnsi="Times New Roman" w:cs="Times New Roman"/>
+          <w:color w:val="000000"/>
+          <w:sz w:val="28"/>
+          <w:szCs w:val="28"/>
+          <w:lang w:val="ru-RU"/>
+        </w:rPr>
+        <w:t>»</w:t>
+      </w:r>
+    </w:p>
+    <w:p>
+      <w:pPr>
+        <w:spacing w:after="0" w:line="240" w:lineRule="auto"/>
         <w:jc w:val="center"/>
         <w:rPr>
           <w:rFonts w:ascii="Times New Roman" w:eastAsia="Times New Roman" w:hAnsi="Times New Roman" w:cs="Times New Roman"/>
-          <w:sz w:val="28"/>
-          <w:szCs w:val="28"/>
-        </w:rPr>
-      </w:pPr>
-      <w:r>
-        <w:rPr>
-          <w:rFonts w:ascii="Times New Roman" w:eastAsia="Times New Roman" w:hAnsi="Times New Roman" w:cs="Times New Roman"/>
-          <w:sz w:val="28"/>
-          <w:szCs w:val="28"/>
-        </w:rPr>
-        <w:t>Кафедра систем штучного інтелекту</w:t>
-      </w:r>
+          <w:sz w:val="24"/>
+          <w:szCs w:val="24"/>
+          <w:lang w:val="ru-RU"/>
+        </w:rPr>
+      </w:pPr>
+      <w:r>
+        <w:rPr>
+          <w:rFonts w:ascii="Times New Roman" w:eastAsia="Times New Roman" w:hAnsi="Times New Roman" w:cs="Times New Roman"/>
+          <w:color w:val="000000"/>
+          <w:sz w:val="28"/>
+          <w:szCs w:val="28"/>
+          <w:lang w:val="ru-RU"/>
+        </w:rPr>
+        <w:t xml:space="preserve">Кафедра систем штучного </w:t>
+      </w:r>
+      <w:proofErr w:type="spellStart"/>
+      <w:r>
+        <w:rPr>
+          <w:rFonts w:ascii="Times New Roman" w:eastAsia="Times New Roman" w:hAnsi="Times New Roman" w:cs="Times New Roman"/>
+          <w:color w:val="000000"/>
+          <w:sz w:val="28"/>
+          <w:szCs w:val="28"/>
+          <w:lang w:val="ru-RU"/>
+        </w:rPr>
+        <w:t>інтелекту</w:t>
+      </w:r>
+      <w:proofErr w:type="spellEnd"/>
     </w:p>
     <w:p>
       <w:pPr>
@@ -184,369 +329,919 @@
     </w:p>
     <w:p>
       <w:pPr>
+        <w:spacing w:after="0" w:line="240" w:lineRule="auto"/>
+        <w:jc w:val="center"/>
+        <w:rPr>
+          <w:rFonts w:ascii="Times New Roman" w:eastAsia="Times New Roman" w:hAnsi="Times New Roman" w:cs="Times New Roman"/>
+          <w:sz w:val="24"/>
+          <w:szCs w:val="24"/>
+          <w:lang w:val="ru-RU"/>
+        </w:rPr>
+      </w:pPr>
+      <w:proofErr w:type="spellStart"/>
+      <w:r>
+        <w:rPr>
+          <w:rFonts w:ascii="Times New Roman" w:eastAsia="Times New Roman" w:hAnsi="Times New Roman" w:cs="Times New Roman"/>
+          <w:b/>
+          <w:bCs/>
+          <w:color w:val="000000"/>
+          <w:sz w:val="56"/>
+          <w:szCs w:val="56"/>
+          <w:lang w:val="ru-RU"/>
+        </w:rPr>
+        <w:t>Звіт</w:t>
+      </w:r>
+      <w:proofErr w:type="spellEnd"/>
+      <w:r>
+        <w:rPr>
+          <w:rFonts w:ascii="Times New Roman" w:eastAsia="Times New Roman" w:hAnsi="Times New Roman" w:cs="Times New Roman"/>
+          <w:b/>
+          <w:bCs/>
+          <w:color w:val="000000"/>
+          <w:sz w:val="28"/>
+          <w:szCs w:val="28"/>
+          <w:lang w:val="ru-RU"/>
+        </w:rPr>
+        <w:t> </w:t>
+      </w:r>
+    </w:p>
+    <w:p>
+      <w:pPr>
+        <w:spacing w:after="0" w:line="240" w:lineRule="auto"/>
+        <w:jc w:val="center"/>
+        <w:rPr>
+          <w:rFonts w:ascii="Times New Roman" w:eastAsia="Times New Roman" w:hAnsi="Times New Roman" w:cs="Times New Roman"/>
+          <w:sz w:val="24"/>
+          <w:szCs w:val="24"/>
+          <w:lang w:val="ru-RU"/>
+        </w:rPr>
+      </w:pPr>
+      <w:r>
+        <w:rPr>
+          <w:rFonts w:ascii="Times New Roman" w:eastAsia="Times New Roman" w:hAnsi="Times New Roman" w:cs="Times New Roman"/>
+          <w:b/>
+          <w:bCs/>
+          <w:color w:val="000000"/>
+          <w:sz w:val="28"/>
+          <w:szCs w:val="28"/>
+          <w:lang w:val="ru-RU"/>
+        </w:rPr>
+        <w:t xml:space="preserve">про </w:t>
+      </w:r>
+      <w:proofErr w:type="spellStart"/>
+      <w:r>
+        <w:rPr>
+          <w:rFonts w:ascii="Times New Roman" w:eastAsia="Times New Roman" w:hAnsi="Times New Roman" w:cs="Times New Roman"/>
+          <w:b/>
+          <w:bCs/>
+          <w:color w:val="000000"/>
+          <w:sz w:val="28"/>
+          <w:szCs w:val="28"/>
+          <w:lang w:val="ru-RU"/>
+        </w:rPr>
+        <w:t>виконання</w:t>
+      </w:r>
+      <w:proofErr w:type="spellEnd"/>
+      <w:r>
+        <w:rPr>
+          <w:rFonts w:ascii="Times New Roman" w:eastAsia="Times New Roman" w:hAnsi="Times New Roman" w:cs="Times New Roman"/>
+          <w:b/>
+          <w:bCs/>
+          <w:color w:val="000000"/>
+          <w:sz w:val="28"/>
+          <w:szCs w:val="28"/>
+          <w:lang w:val="ru-RU"/>
+        </w:rPr>
+        <w:t xml:space="preserve"> </w:t>
+      </w:r>
+      <w:proofErr w:type="spellStart"/>
+      <w:r>
+        <w:rPr>
+          <w:rFonts w:ascii="Times New Roman" w:eastAsia="Times New Roman" w:hAnsi="Times New Roman" w:cs="Times New Roman"/>
+          <w:b/>
+          <w:bCs/>
+          <w:color w:val="000000"/>
+          <w:sz w:val="28"/>
+          <w:szCs w:val="28"/>
+          <w:lang w:val="ru-RU"/>
+        </w:rPr>
+        <w:t>лабораторних</w:t>
+      </w:r>
+      <w:proofErr w:type="spellEnd"/>
+      <w:r>
+        <w:rPr>
+          <w:rFonts w:ascii="Times New Roman" w:eastAsia="Times New Roman" w:hAnsi="Times New Roman" w:cs="Times New Roman"/>
+          <w:b/>
+          <w:bCs/>
+          <w:color w:val="000000"/>
+          <w:sz w:val="28"/>
+          <w:szCs w:val="28"/>
+          <w:lang w:val="ru-RU"/>
+        </w:rPr>
+        <w:t xml:space="preserve"> та </w:t>
+      </w:r>
+      <w:proofErr w:type="spellStart"/>
+      <w:r>
+        <w:rPr>
+          <w:rFonts w:ascii="Times New Roman" w:eastAsia="Times New Roman" w:hAnsi="Times New Roman" w:cs="Times New Roman"/>
+          <w:b/>
+          <w:bCs/>
+          <w:color w:val="000000"/>
+          <w:sz w:val="28"/>
+          <w:szCs w:val="28"/>
+          <w:lang w:val="ru-RU"/>
+        </w:rPr>
+        <w:t>практичних</w:t>
+      </w:r>
+      <w:proofErr w:type="spellEnd"/>
+      <w:r>
+        <w:rPr>
+          <w:rFonts w:ascii="Times New Roman" w:eastAsia="Times New Roman" w:hAnsi="Times New Roman" w:cs="Times New Roman"/>
+          <w:b/>
+          <w:bCs/>
+          <w:color w:val="000000"/>
+          <w:sz w:val="28"/>
+          <w:szCs w:val="28"/>
+          <w:lang w:val="ru-RU"/>
+        </w:rPr>
+        <w:t xml:space="preserve"> </w:t>
+      </w:r>
+      <w:proofErr w:type="spellStart"/>
+      <w:r>
+        <w:rPr>
+          <w:rFonts w:ascii="Times New Roman" w:eastAsia="Times New Roman" w:hAnsi="Times New Roman" w:cs="Times New Roman"/>
+          <w:b/>
+          <w:bCs/>
+          <w:color w:val="000000"/>
+          <w:sz w:val="28"/>
+          <w:szCs w:val="28"/>
+          <w:lang w:val="ru-RU"/>
+        </w:rPr>
+        <w:t>робіт</w:t>
+      </w:r>
+      <w:proofErr w:type="spellEnd"/>
+      <w:r>
+        <w:rPr>
+          <w:rFonts w:ascii="Times New Roman" w:eastAsia="Times New Roman" w:hAnsi="Times New Roman" w:cs="Times New Roman"/>
+          <w:b/>
+          <w:bCs/>
+          <w:color w:val="000000"/>
+          <w:sz w:val="28"/>
+          <w:szCs w:val="28"/>
+          <w:lang w:val="ru-RU"/>
+        </w:rPr>
+        <w:t xml:space="preserve"> блоку № 6</w:t>
+      </w:r>
+    </w:p>
+    <w:p>
+      <w:pPr>
+        <w:spacing w:after="0" w:line="240" w:lineRule="auto"/>
+        <w:jc w:val="center"/>
+        <w:rPr>
+          <w:rFonts w:ascii="Times New Roman" w:eastAsia="Times New Roman" w:hAnsi="Times New Roman" w:cs="Times New Roman"/>
+          <w:sz w:val="24"/>
+          <w:szCs w:val="24"/>
+          <w:lang w:val="ru-RU"/>
+        </w:rPr>
+      </w:pPr>
+      <w:r>
+        <w:rPr>
+          <w:rFonts w:ascii="Times New Roman" w:eastAsia="Times New Roman" w:hAnsi="Times New Roman" w:cs="Times New Roman"/>
+          <w:color w:val="000000"/>
+          <w:sz w:val="28"/>
+          <w:szCs w:val="28"/>
+          <w:lang w:val="ru-RU"/>
+        </w:rPr>
+        <w:t>На тему:  «</w:t>
+      </w:r>
+      <w:proofErr w:type="spellStart"/>
+      <w:r>
+        <w:rPr>
+          <w:rFonts w:ascii="Times New Roman" w:eastAsia="Times New Roman" w:hAnsi="Times New Roman" w:cs="Times New Roman"/>
+          <w:color w:val="000000"/>
+          <w:sz w:val="28"/>
+          <w:szCs w:val="28"/>
+          <w:lang w:val="ru-RU"/>
+        </w:rPr>
+        <w:t>Динамічні</w:t>
+      </w:r>
+      <w:proofErr w:type="spellEnd"/>
+      <w:r>
+        <w:rPr>
+          <w:rFonts w:ascii="Times New Roman" w:eastAsia="Times New Roman" w:hAnsi="Times New Roman" w:cs="Times New Roman"/>
+          <w:color w:val="000000"/>
+          <w:sz w:val="28"/>
+          <w:szCs w:val="28"/>
+          <w:lang w:val="ru-RU"/>
+        </w:rPr>
+        <w:t xml:space="preserve"> </w:t>
+      </w:r>
+      <w:proofErr w:type="spellStart"/>
+      <w:r>
+        <w:rPr>
+          <w:rFonts w:ascii="Times New Roman" w:eastAsia="Times New Roman" w:hAnsi="Times New Roman" w:cs="Times New Roman"/>
+          <w:color w:val="000000"/>
+          <w:sz w:val="28"/>
+          <w:szCs w:val="28"/>
+          <w:lang w:val="ru-RU"/>
+        </w:rPr>
+        <w:t>структури</w:t>
+      </w:r>
+      <w:proofErr w:type="spellEnd"/>
+      <w:r>
+        <w:rPr>
+          <w:rFonts w:ascii="Times New Roman" w:eastAsia="Times New Roman" w:hAnsi="Times New Roman" w:cs="Times New Roman"/>
+          <w:color w:val="000000"/>
+          <w:sz w:val="28"/>
+          <w:szCs w:val="28"/>
+          <w:lang w:val="ru-RU"/>
+        </w:rPr>
+        <w:t xml:space="preserve"> (Черга, Стек, Списки, Дерево). </w:t>
+      </w:r>
+      <w:proofErr w:type="spellStart"/>
+      <w:r>
+        <w:rPr>
+          <w:rFonts w:ascii="Times New Roman" w:eastAsia="Times New Roman" w:hAnsi="Times New Roman" w:cs="Times New Roman"/>
+          <w:color w:val="000000"/>
+          <w:sz w:val="28"/>
+          <w:szCs w:val="28"/>
+          <w:lang w:val="ru-RU"/>
+        </w:rPr>
+        <w:t>Алгоритми</w:t>
+      </w:r>
+      <w:proofErr w:type="spellEnd"/>
+      <w:r>
+        <w:rPr>
+          <w:rFonts w:ascii="Times New Roman" w:eastAsia="Times New Roman" w:hAnsi="Times New Roman" w:cs="Times New Roman"/>
+          <w:color w:val="000000"/>
+          <w:sz w:val="28"/>
+          <w:szCs w:val="28"/>
+          <w:lang w:val="ru-RU"/>
+        </w:rPr>
+        <w:t xml:space="preserve"> </w:t>
+      </w:r>
+      <w:proofErr w:type="spellStart"/>
+      <w:r>
+        <w:rPr>
+          <w:rFonts w:ascii="Times New Roman" w:eastAsia="Times New Roman" w:hAnsi="Times New Roman" w:cs="Times New Roman"/>
+          <w:color w:val="000000"/>
+          <w:sz w:val="28"/>
+          <w:szCs w:val="28"/>
+          <w:lang w:val="ru-RU"/>
+        </w:rPr>
+        <w:t>обробки</w:t>
+      </w:r>
+      <w:proofErr w:type="spellEnd"/>
+      <w:r>
+        <w:rPr>
+          <w:rFonts w:ascii="Times New Roman" w:eastAsia="Times New Roman" w:hAnsi="Times New Roman" w:cs="Times New Roman"/>
+          <w:color w:val="000000"/>
+          <w:sz w:val="28"/>
+          <w:szCs w:val="28"/>
+          <w:lang w:val="ru-RU"/>
+        </w:rPr>
+        <w:t xml:space="preserve"> </w:t>
+      </w:r>
+      <w:proofErr w:type="spellStart"/>
+      <w:r>
+        <w:rPr>
+          <w:rFonts w:ascii="Times New Roman" w:eastAsia="Times New Roman" w:hAnsi="Times New Roman" w:cs="Times New Roman"/>
+          <w:color w:val="000000"/>
+          <w:sz w:val="28"/>
+          <w:szCs w:val="28"/>
+          <w:lang w:val="ru-RU"/>
+        </w:rPr>
+        <w:t>динамічних</w:t>
+      </w:r>
+      <w:proofErr w:type="spellEnd"/>
+      <w:r>
+        <w:rPr>
+          <w:rFonts w:ascii="Times New Roman" w:eastAsia="Times New Roman" w:hAnsi="Times New Roman" w:cs="Times New Roman"/>
+          <w:color w:val="000000"/>
+          <w:sz w:val="28"/>
+          <w:szCs w:val="28"/>
+          <w:lang w:val="ru-RU"/>
+        </w:rPr>
+        <w:t xml:space="preserve"> структур.»</w:t>
+      </w:r>
+    </w:p>
+    <w:p>
+      <w:pPr>
+        <w:spacing w:after="0" w:line="240" w:lineRule="auto"/>
+        <w:jc w:val="center"/>
+        <w:rPr>
+          <w:rFonts w:ascii="Times New Roman" w:eastAsia="Times New Roman" w:hAnsi="Times New Roman" w:cs="Times New Roman"/>
+          <w:sz w:val="24"/>
+          <w:szCs w:val="24"/>
+          <w:lang w:val="ru-RU"/>
+        </w:rPr>
+      </w:pPr>
+      <w:r>
+        <w:rPr>
+          <w:rFonts w:ascii="Times New Roman" w:eastAsia="Times New Roman" w:hAnsi="Times New Roman" w:cs="Times New Roman"/>
+          <w:b/>
+          <w:bCs/>
+          <w:i/>
+          <w:iCs/>
+          <w:color w:val="000000"/>
+          <w:sz w:val="28"/>
+          <w:szCs w:val="28"/>
+          <w:lang w:val="ru-RU"/>
+        </w:rPr>
+        <w:t xml:space="preserve">з </w:t>
+      </w:r>
+      <w:proofErr w:type="spellStart"/>
+      <w:r>
+        <w:rPr>
+          <w:rFonts w:ascii="Times New Roman" w:eastAsia="Times New Roman" w:hAnsi="Times New Roman" w:cs="Times New Roman"/>
+          <w:b/>
+          <w:bCs/>
+          <w:i/>
+          <w:iCs/>
+          <w:color w:val="000000"/>
+          <w:sz w:val="28"/>
+          <w:szCs w:val="28"/>
+          <w:lang w:val="ru-RU"/>
+        </w:rPr>
+        <w:t>дисципліни</w:t>
+      </w:r>
+      <w:proofErr w:type="spellEnd"/>
+      <w:r>
+        <w:rPr>
+          <w:rFonts w:ascii="Times New Roman" w:eastAsia="Times New Roman" w:hAnsi="Times New Roman" w:cs="Times New Roman"/>
+          <w:b/>
+          <w:bCs/>
+          <w:i/>
+          <w:iCs/>
+          <w:color w:val="000000"/>
+          <w:sz w:val="28"/>
+          <w:szCs w:val="28"/>
+          <w:lang w:val="ru-RU"/>
+        </w:rPr>
+        <w:t xml:space="preserve">: </w:t>
+      </w:r>
+      <w:r>
+        <w:rPr>
+          <w:rFonts w:ascii="Times New Roman" w:eastAsia="Times New Roman" w:hAnsi="Times New Roman" w:cs="Times New Roman"/>
+          <w:color w:val="000000"/>
+          <w:sz w:val="28"/>
+          <w:szCs w:val="28"/>
+          <w:lang w:val="ru-RU"/>
+        </w:rPr>
+        <w:t>«</w:t>
+      </w:r>
+      <w:proofErr w:type="spellStart"/>
+      <w:r>
+        <w:rPr>
+          <w:rFonts w:ascii="Times New Roman" w:eastAsia="Times New Roman" w:hAnsi="Times New Roman" w:cs="Times New Roman"/>
+          <w:color w:val="000000"/>
+          <w:sz w:val="28"/>
+          <w:szCs w:val="28"/>
+          <w:lang w:val="ru-RU"/>
+        </w:rPr>
+        <w:t>Мови</w:t>
+      </w:r>
+      <w:proofErr w:type="spellEnd"/>
+      <w:r>
+        <w:rPr>
+          <w:rFonts w:ascii="Times New Roman" w:eastAsia="Times New Roman" w:hAnsi="Times New Roman" w:cs="Times New Roman"/>
+          <w:color w:val="000000"/>
+          <w:sz w:val="28"/>
+          <w:szCs w:val="28"/>
+          <w:lang w:val="ru-RU"/>
+        </w:rPr>
+        <w:t xml:space="preserve"> та </w:t>
+      </w:r>
+      <w:proofErr w:type="spellStart"/>
+      <w:r>
+        <w:rPr>
+          <w:rFonts w:ascii="Times New Roman" w:eastAsia="Times New Roman" w:hAnsi="Times New Roman" w:cs="Times New Roman"/>
+          <w:color w:val="000000"/>
+          <w:sz w:val="28"/>
+          <w:szCs w:val="28"/>
+          <w:lang w:val="ru-RU"/>
+        </w:rPr>
+        <w:t>парадигми</w:t>
+      </w:r>
+      <w:proofErr w:type="spellEnd"/>
+      <w:r>
+        <w:rPr>
+          <w:rFonts w:ascii="Times New Roman" w:eastAsia="Times New Roman" w:hAnsi="Times New Roman" w:cs="Times New Roman"/>
+          <w:color w:val="000000"/>
+          <w:sz w:val="28"/>
+          <w:szCs w:val="28"/>
+          <w:lang w:val="ru-RU"/>
+        </w:rPr>
+        <w:t xml:space="preserve"> </w:t>
+      </w:r>
+      <w:proofErr w:type="spellStart"/>
+      <w:r>
+        <w:rPr>
+          <w:rFonts w:ascii="Times New Roman" w:eastAsia="Times New Roman" w:hAnsi="Times New Roman" w:cs="Times New Roman"/>
+          <w:color w:val="000000"/>
+          <w:sz w:val="28"/>
+          <w:szCs w:val="28"/>
+          <w:lang w:val="ru-RU"/>
+        </w:rPr>
+        <w:t>програмування</w:t>
+      </w:r>
+      <w:proofErr w:type="spellEnd"/>
+      <w:r>
+        <w:rPr>
+          <w:rFonts w:ascii="Times New Roman" w:eastAsia="Times New Roman" w:hAnsi="Times New Roman" w:cs="Times New Roman"/>
+          <w:color w:val="000000"/>
+          <w:sz w:val="28"/>
+          <w:szCs w:val="28"/>
+          <w:lang w:val="ru-RU"/>
+        </w:rPr>
+        <w:t>»</w:t>
+      </w:r>
+    </w:p>
+    <w:p>
+      <w:pPr>
+        <w:spacing w:after="0" w:line="240" w:lineRule="auto"/>
+        <w:jc w:val="center"/>
+        <w:rPr>
+          <w:rFonts w:ascii="Times New Roman" w:eastAsia="Times New Roman" w:hAnsi="Times New Roman" w:cs="Times New Roman"/>
+          <w:sz w:val="24"/>
+          <w:szCs w:val="24"/>
+          <w:lang w:val="ru-RU"/>
+        </w:rPr>
+      </w:pPr>
+      <w:r>
+        <w:rPr>
+          <w:rFonts w:ascii="Times New Roman" w:eastAsia="Times New Roman" w:hAnsi="Times New Roman" w:cs="Times New Roman"/>
+          <w:color w:val="000000"/>
+          <w:sz w:val="28"/>
+          <w:szCs w:val="28"/>
+          <w:lang w:val="ru-RU"/>
+        </w:rPr>
+        <w:t>до:</w:t>
+      </w:r>
+    </w:p>
+    <w:p>
+      <w:pPr>
+        <w:spacing w:after="0" w:line="240" w:lineRule="auto"/>
+        <w:jc w:val="center"/>
+        <w:rPr>
+          <w:rFonts w:ascii="Times New Roman" w:eastAsia="Times New Roman" w:hAnsi="Times New Roman" w:cs="Times New Roman"/>
+          <w:sz w:val="24"/>
+          <w:szCs w:val="24"/>
+          <w:lang w:val="ru-RU"/>
+        </w:rPr>
+      </w:pPr>
+      <w:r>
+        <w:rPr>
+          <w:rFonts w:ascii="Times New Roman" w:eastAsia="Times New Roman" w:hAnsi="Times New Roman" w:cs="Times New Roman"/>
+          <w:color w:val="000000"/>
+          <w:sz w:val="28"/>
+          <w:szCs w:val="28"/>
+          <w:lang w:val="ru-RU"/>
+        </w:rPr>
+        <w:t xml:space="preserve">ВНС </w:t>
+      </w:r>
+      <w:proofErr w:type="spellStart"/>
+      <w:r>
+        <w:rPr>
+          <w:rFonts w:ascii="Times New Roman" w:eastAsia="Times New Roman" w:hAnsi="Times New Roman" w:cs="Times New Roman"/>
+          <w:color w:val="000000"/>
+          <w:sz w:val="28"/>
+          <w:szCs w:val="28"/>
+          <w:lang w:val="ru-RU"/>
+        </w:rPr>
+        <w:t>Лабораторної</w:t>
+      </w:r>
+      <w:proofErr w:type="spellEnd"/>
+      <w:r>
+        <w:rPr>
+          <w:rFonts w:ascii="Times New Roman" w:eastAsia="Times New Roman" w:hAnsi="Times New Roman" w:cs="Times New Roman"/>
+          <w:color w:val="000000"/>
+          <w:sz w:val="28"/>
+          <w:szCs w:val="28"/>
+          <w:lang w:val="ru-RU"/>
+        </w:rPr>
+        <w:t xml:space="preserve"> </w:t>
+      </w:r>
+      <w:proofErr w:type="spellStart"/>
+      <w:r>
+        <w:rPr>
+          <w:rFonts w:ascii="Times New Roman" w:eastAsia="Times New Roman" w:hAnsi="Times New Roman" w:cs="Times New Roman"/>
+          <w:color w:val="000000"/>
+          <w:sz w:val="28"/>
+          <w:szCs w:val="28"/>
+          <w:lang w:val="ru-RU"/>
+        </w:rPr>
+        <w:t>Роботи</w:t>
+      </w:r>
+      <w:proofErr w:type="spellEnd"/>
+      <w:r>
+        <w:rPr>
+          <w:rFonts w:ascii="Times New Roman" w:eastAsia="Times New Roman" w:hAnsi="Times New Roman" w:cs="Times New Roman"/>
+          <w:color w:val="000000"/>
+          <w:sz w:val="28"/>
+          <w:szCs w:val="28"/>
+          <w:lang w:val="ru-RU"/>
+        </w:rPr>
+        <w:t xml:space="preserve"> № 10</w:t>
+      </w:r>
+    </w:p>
+    <w:p>
+      <w:pPr>
+        <w:spacing w:after="0" w:line="240" w:lineRule="auto"/>
+        <w:jc w:val="center"/>
+        <w:rPr>
+          <w:rFonts w:ascii="Times New Roman" w:eastAsia="Times New Roman" w:hAnsi="Times New Roman" w:cs="Times New Roman"/>
+          <w:sz w:val="24"/>
+          <w:szCs w:val="24"/>
+          <w:lang w:val="ru-RU"/>
+        </w:rPr>
+      </w:pPr>
+      <w:proofErr w:type="spellStart"/>
+      <w:r>
+        <w:rPr>
+          <w:rFonts w:ascii="Times New Roman" w:eastAsia="Times New Roman" w:hAnsi="Times New Roman" w:cs="Times New Roman"/>
+          <w:color w:val="000000"/>
+          <w:sz w:val="28"/>
+          <w:szCs w:val="28"/>
+          <w:lang w:val="ru-RU"/>
+        </w:rPr>
+        <w:t>Алготестер</w:t>
+      </w:r>
+      <w:proofErr w:type="spellEnd"/>
+      <w:r>
+        <w:rPr>
+          <w:rFonts w:ascii="Times New Roman" w:eastAsia="Times New Roman" w:hAnsi="Times New Roman" w:cs="Times New Roman"/>
+          <w:color w:val="000000"/>
+          <w:sz w:val="28"/>
+          <w:szCs w:val="28"/>
+          <w:lang w:val="ru-RU"/>
+        </w:rPr>
+        <w:t xml:space="preserve"> </w:t>
+      </w:r>
+      <w:proofErr w:type="spellStart"/>
+      <w:r>
+        <w:rPr>
+          <w:rFonts w:ascii="Times New Roman" w:eastAsia="Times New Roman" w:hAnsi="Times New Roman" w:cs="Times New Roman"/>
+          <w:color w:val="000000"/>
+          <w:sz w:val="28"/>
+          <w:szCs w:val="28"/>
+          <w:lang w:val="ru-RU"/>
+        </w:rPr>
+        <w:t>Лабораторної</w:t>
+      </w:r>
+      <w:proofErr w:type="spellEnd"/>
+      <w:r>
+        <w:rPr>
+          <w:rFonts w:ascii="Times New Roman" w:eastAsia="Times New Roman" w:hAnsi="Times New Roman" w:cs="Times New Roman"/>
+          <w:color w:val="000000"/>
+          <w:sz w:val="28"/>
+          <w:szCs w:val="28"/>
+          <w:lang w:val="ru-RU"/>
+        </w:rPr>
+        <w:t xml:space="preserve"> </w:t>
+      </w:r>
+      <w:proofErr w:type="spellStart"/>
+      <w:r>
+        <w:rPr>
+          <w:rFonts w:ascii="Times New Roman" w:eastAsia="Times New Roman" w:hAnsi="Times New Roman" w:cs="Times New Roman"/>
+          <w:color w:val="000000"/>
+          <w:sz w:val="28"/>
+          <w:szCs w:val="28"/>
+          <w:lang w:val="ru-RU"/>
+        </w:rPr>
+        <w:t>Роботи</w:t>
+      </w:r>
+      <w:proofErr w:type="spellEnd"/>
+      <w:r>
+        <w:rPr>
+          <w:rFonts w:ascii="Times New Roman" w:eastAsia="Times New Roman" w:hAnsi="Times New Roman" w:cs="Times New Roman"/>
+          <w:color w:val="000000"/>
+          <w:sz w:val="28"/>
+          <w:szCs w:val="28"/>
+          <w:lang w:val="ru-RU"/>
+        </w:rPr>
+        <w:t xml:space="preserve"> № 5</w:t>
+      </w:r>
+    </w:p>
+    <w:p>
+      <w:pPr>
+        <w:spacing w:after="0" w:line="240" w:lineRule="auto"/>
+        <w:jc w:val="center"/>
+        <w:rPr>
+          <w:rFonts w:ascii="Times New Roman" w:eastAsia="Times New Roman" w:hAnsi="Times New Roman" w:cs="Times New Roman"/>
+          <w:sz w:val="24"/>
+          <w:szCs w:val="24"/>
+          <w:lang w:val="ru-RU"/>
+        </w:rPr>
+      </w:pPr>
+      <w:proofErr w:type="spellStart"/>
+      <w:r>
+        <w:rPr>
+          <w:rFonts w:ascii="Times New Roman" w:eastAsia="Times New Roman" w:hAnsi="Times New Roman" w:cs="Times New Roman"/>
+          <w:color w:val="000000"/>
+          <w:sz w:val="28"/>
+          <w:szCs w:val="28"/>
+          <w:lang w:val="ru-RU"/>
+        </w:rPr>
+        <w:t>Алготестер</w:t>
+      </w:r>
+      <w:proofErr w:type="spellEnd"/>
+      <w:r>
+        <w:rPr>
+          <w:rFonts w:ascii="Times New Roman" w:eastAsia="Times New Roman" w:hAnsi="Times New Roman" w:cs="Times New Roman"/>
+          <w:color w:val="000000"/>
+          <w:sz w:val="28"/>
+          <w:szCs w:val="28"/>
+          <w:lang w:val="ru-RU"/>
+        </w:rPr>
+        <w:t xml:space="preserve"> </w:t>
+      </w:r>
+      <w:proofErr w:type="spellStart"/>
+      <w:r>
+        <w:rPr>
+          <w:rFonts w:ascii="Times New Roman" w:eastAsia="Times New Roman" w:hAnsi="Times New Roman" w:cs="Times New Roman"/>
+          <w:color w:val="000000"/>
+          <w:sz w:val="28"/>
+          <w:szCs w:val="28"/>
+          <w:lang w:val="ru-RU"/>
+        </w:rPr>
+        <w:t>Лабораторної</w:t>
+      </w:r>
+      <w:proofErr w:type="spellEnd"/>
+      <w:r>
+        <w:rPr>
+          <w:rFonts w:ascii="Times New Roman" w:eastAsia="Times New Roman" w:hAnsi="Times New Roman" w:cs="Times New Roman"/>
+          <w:color w:val="000000"/>
+          <w:sz w:val="28"/>
+          <w:szCs w:val="28"/>
+          <w:lang w:val="ru-RU"/>
+        </w:rPr>
+        <w:t xml:space="preserve"> </w:t>
+      </w:r>
+      <w:proofErr w:type="spellStart"/>
+      <w:r>
+        <w:rPr>
+          <w:rFonts w:ascii="Times New Roman" w:eastAsia="Times New Roman" w:hAnsi="Times New Roman" w:cs="Times New Roman"/>
+          <w:color w:val="000000"/>
+          <w:sz w:val="28"/>
+          <w:szCs w:val="28"/>
+          <w:lang w:val="ru-RU"/>
+        </w:rPr>
+        <w:t>Роботи</w:t>
+      </w:r>
+      <w:proofErr w:type="spellEnd"/>
+      <w:r>
+        <w:rPr>
+          <w:rFonts w:ascii="Times New Roman" w:eastAsia="Times New Roman" w:hAnsi="Times New Roman" w:cs="Times New Roman"/>
+          <w:color w:val="000000"/>
+          <w:sz w:val="28"/>
+          <w:szCs w:val="28"/>
+          <w:lang w:val="ru-RU"/>
+        </w:rPr>
+        <w:t xml:space="preserve"> № 7-8</w:t>
+      </w:r>
+    </w:p>
+    <w:p>
+      <w:pPr>
+        <w:spacing w:after="0" w:line="240" w:lineRule="auto"/>
+        <w:jc w:val="center"/>
+        <w:rPr>
+          <w:rFonts w:ascii="Times New Roman" w:eastAsia="Times New Roman" w:hAnsi="Times New Roman" w:cs="Times New Roman"/>
+          <w:sz w:val="24"/>
+          <w:szCs w:val="24"/>
+          <w:lang w:val="ru-RU"/>
+        </w:rPr>
+      </w:pPr>
+      <w:proofErr w:type="spellStart"/>
+      <w:r>
+        <w:rPr>
+          <w:rFonts w:ascii="Times New Roman" w:eastAsia="Times New Roman" w:hAnsi="Times New Roman" w:cs="Times New Roman"/>
+          <w:color w:val="000000"/>
+          <w:sz w:val="28"/>
+          <w:szCs w:val="28"/>
+          <w:lang w:val="ru-RU"/>
+        </w:rPr>
+        <w:t>Практичних</w:t>
+      </w:r>
+      <w:proofErr w:type="spellEnd"/>
+      <w:r>
+        <w:rPr>
+          <w:rFonts w:ascii="Times New Roman" w:eastAsia="Times New Roman" w:hAnsi="Times New Roman" w:cs="Times New Roman"/>
+          <w:color w:val="000000"/>
+          <w:sz w:val="28"/>
+          <w:szCs w:val="28"/>
+          <w:lang w:val="ru-RU"/>
+        </w:rPr>
+        <w:t xml:space="preserve"> </w:t>
+      </w:r>
+      <w:proofErr w:type="spellStart"/>
+      <w:r>
+        <w:rPr>
+          <w:rFonts w:ascii="Times New Roman" w:eastAsia="Times New Roman" w:hAnsi="Times New Roman" w:cs="Times New Roman"/>
+          <w:color w:val="000000"/>
+          <w:sz w:val="28"/>
+          <w:szCs w:val="28"/>
+          <w:lang w:val="ru-RU"/>
+        </w:rPr>
+        <w:t>Робіт</w:t>
+      </w:r>
+      <w:proofErr w:type="spellEnd"/>
+      <w:r>
+        <w:rPr>
+          <w:rFonts w:ascii="Times New Roman" w:eastAsia="Times New Roman" w:hAnsi="Times New Roman" w:cs="Times New Roman"/>
+          <w:color w:val="000000"/>
+          <w:sz w:val="28"/>
+          <w:szCs w:val="28"/>
+          <w:lang w:val="ru-RU"/>
+        </w:rPr>
+        <w:t xml:space="preserve"> № 6</w:t>
+      </w:r>
+    </w:p>
+    <w:p>
+      <w:pPr>
         <w:spacing w:line="240" w:lineRule="auto"/>
         <w:jc w:val="center"/>
         <w:rPr>
           <w:rFonts w:ascii="Times New Roman" w:eastAsia="Times New Roman" w:hAnsi="Times New Roman" w:cs="Times New Roman"/>
           <w:b/>
-          <w:sz w:val="40"/>
-          <w:szCs w:val="40"/>
-        </w:rPr>
-      </w:pPr>
-    </w:p>
-    <w:p>
-      <w:pPr>
-        <w:spacing w:line="240" w:lineRule="auto"/>
-        <w:jc w:val="center"/>
+          <w:smallCaps/>
+          <w:sz w:val="28"/>
+          <w:szCs w:val="28"/>
+          <w:lang w:val="ru-RU"/>
+        </w:rPr>
+      </w:pPr>
+    </w:p>
+    <w:p>
+      <w:pPr>
+        <w:spacing w:line="360" w:lineRule="auto"/>
+        <w:rPr>
+          <w:rFonts w:ascii="Times New Roman" w:eastAsia="Times New Roman" w:hAnsi="Times New Roman" w:cs="Times New Roman"/>
+          <w:sz w:val="28"/>
+          <w:szCs w:val="28"/>
+        </w:rPr>
+      </w:pPr>
+    </w:p>
+    <w:p>
+      <w:pPr>
+        <w:spacing w:after="0" w:line="240" w:lineRule="auto"/>
+        <w:jc w:val="right"/>
+        <w:rPr>
+          <w:rFonts w:ascii="Times New Roman" w:eastAsia="Times New Roman" w:hAnsi="Times New Roman" w:cs="Times New Roman"/>
+          <w:sz w:val="24"/>
+          <w:szCs w:val="24"/>
+          <w:lang w:val="ru-RU"/>
+        </w:rPr>
+      </w:pPr>
+      <w:proofErr w:type="spellStart"/>
+      <w:r>
         <w:rPr>
           <w:rFonts w:ascii="Times New Roman" w:eastAsia="Times New Roman" w:hAnsi="Times New Roman" w:cs="Times New Roman"/>
           <w:b/>
-          <w:sz w:val="40"/>
-          <w:szCs w:val="40"/>
-        </w:rPr>
-      </w:pPr>
+          <w:bCs/>
+          <w:color w:val="000000"/>
+          <w:sz w:val="28"/>
+          <w:szCs w:val="28"/>
+          <w:lang w:val="ru-RU"/>
+        </w:rPr>
+        <w:t>Виконав</w:t>
+      </w:r>
+      <w:proofErr w:type="spellEnd"/>
       <w:r>
         <w:rPr>
           <w:rFonts w:ascii="Times New Roman" w:eastAsia="Times New Roman" w:hAnsi="Times New Roman" w:cs="Times New Roman"/>
           <w:b/>
-          <w:sz w:val="40"/>
-          <w:szCs w:val="40"/>
-        </w:rPr>
-        <w:t>Звіт</w:t>
-      </w:r>
-    </w:p>
-    <w:p>
-      <w:pPr>
-        <w:spacing w:line="240" w:lineRule="auto"/>
-        <w:jc w:val="center"/>
-        <w:rPr>
-          <w:rFonts w:ascii="Times New Roman" w:eastAsia="Times New Roman" w:hAnsi="Times New Roman" w:cs="Times New Roman"/>
-          <w:sz w:val="28"/>
-          <w:szCs w:val="28"/>
-        </w:rPr>
-      </w:pPr>
-      <w:r>
-        <w:rPr>
-          <w:rFonts w:ascii="Times New Roman" w:eastAsia="Times New Roman" w:hAnsi="Times New Roman" w:cs="Times New Roman"/>
-          <w:sz w:val="28"/>
-          <w:szCs w:val="28"/>
-        </w:rPr>
-        <w:t xml:space="preserve">про виконання </w:t>
-      </w:r>
-    </w:p>
-    <w:p>
-      <w:pPr>
-        <w:tabs>
-          <w:tab w:val="center" w:pos="4819"/>
-          <w:tab w:val="left" w:pos="7468"/>
-        </w:tabs>
-        <w:spacing w:line="240" w:lineRule="auto"/>
+          <w:bCs/>
+          <w:color w:val="000000"/>
+          <w:sz w:val="28"/>
+          <w:szCs w:val="28"/>
+          <w:lang w:val="ru-RU"/>
+        </w:rPr>
+        <w:t>:</w:t>
+      </w:r>
+    </w:p>
+    <w:p>
+      <w:pPr>
+        <w:spacing w:after="0" w:line="240" w:lineRule="auto"/>
+        <w:jc w:val="right"/>
+        <w:rPr>
+          <w:rFonts w:ascii="Times New Roman" w:eastAsia="Times New Roman" w:hAnsi="Times New Roman" w:cs="Times New Roman"/>
+          <w:sz w:val="24"/>
+          <w:szCs w:val="24"/>
+          <w:lang w:val="ru-RU"/>
+        </w:rPr>
+      </w:pPr>
+      <w:r>
         <w:rPr>
           <w:rFonts w:ascii="Times New Roman" w:eastAsia="Times New Roman" w:hAnsi="Times New Roman" w:cs="Times New Roman"/>
           <w:b/>
-          <w:sz w:val="28"/>
-          <w:szCs w:val="28"/>
-          <w:lang w:val="ru-RU"/>
-        </w:rPr>
-      </w:pPr>
-      <w:r>
-        <w:rPr>
-          <w:rFonts w:ascii="Times New Roman" w:eastAsia="Times New Roman" w:hAnsi="Times New Roman" w:cs="Times New Roman"/>
-          <w:b/>
-          <w:sz w:val="28"/>
-          <w:szCs w:val="28"/>
-        </w:rPr>
-        <w:tab/>
-        <w:t xml:space="preserve">Лабораторних та практичних робіт </w:t>
-      </w:r>
-      <w:r>
-        <w:rPr>
-          <w:rFonts w:ascii="Times New Roman" w:eastAsia="Times New Roman" w:hAnsi="Times New Roman" w:cs="Times New Roman"/>
-          <w:b/>
-          <w:sz w:val="28"/>
-          <w:szCs w:val="28"/>
-          <w:lang w:val="ru-RU"/>
-        </w:rPr>
-        <w:t>(</w:t>
+          <w:bCs/>
+          <w:i/>
+          <w:iCs/>
+          <w:color w:val="000000"/>
+          <w:sz w:val="28"/>
+          <w:szCs w:val="28"/>
+          <w:lang w:val="ru-RU"/>
+        </w:rPr>
+        <w:t> </w:t>
+      </w:r>
+      <w:r>
+        <w:rPr>
+          <w:rFonts w:ascii="Times New Roman" w:eastAsia="Times New Roman" w:hAnsi="Times New Roman" w:cs="Times New Roman"/>
+          <w:color w:val="000000"/>
+          <w:sz w:val="28"/>
+          <w:szCs w:val="28"/>
+          <w:lang w:val="ru-RU"/>
+        </w:rPr>
+        <w:t xml:space="preserve">Студент </w:t>
       </w:r>
       <w:proofErr w:type="spellStart"/>
       <w:r>
         <w:rPr>
           <w:rFonts w:ascii="Times New Roman" w:eastAsia="Times New Roman" w:hAnsi="Times New Roman" w:cs="Times New Roman"/>
-          <w:b/>
-          <w:sz w:val="28"/>
-          <w:szCs w:val="28"/>
-          <w:lang w:val="en-US"/>
-        </w:rPr>
-        <w:t>algotester</w:t>
+          <w:color w:val="000000"/>
+          <w:sz w:val="28"/>
+          <w:szCs w:val="28"/>
+          <w:lang w:val="ru-RU"/>
+        </w:rPr>
+        <w:t>групи</w:t>
       </w:r>
       <w:proofErr w:type="spellEnd"/>
       <w:r>
         <w:rPr>
           <w:rFonts w:ascii="Times New Roman" w:eastAsia="Times New Roman" w:hAnsi="Times New Roman" w:cs="Times New Roman"/>
-          <w:b/>
+          <w:color w:val="000000"/>
+          <w:sz w:val="28"/>
+          <w:szCs w:val="28"/>
+          <w:lang w:val="ru-RU"/>
+        </w:rPr>
+        <w:t xml:space="preserve"> ШІ-</w:t>
+      </w:r>
+      <w:r>
+        <w:rPr>
+          <w:rFonts w:ascii="Times New Roman" w:eastAsia="Times New Roman" w:hAnsi="Times New Roman" w:cs="Times New Roman"/>
+          <w:color w:val="000000"/>
+          <w:sz w:val="28"/>
+          <w:szCs w:val="28"/>
+          <w:lang w:val="ru-RU"/>
+        </w:rPr>
+        <w:t>12</w:t>
+      </w:r>
+    </w:p>
+    <w:p>
+      <w:pPr>
+        <w:spacing w:after="0" w:line="240" w:lineRule="auto"/>
+        <w:jc w:val="right"/>
+        <w:rPr>
+          <w:rFonts w:ascii="Times New Roman" w:eastAsia="Times New Roman" w:hAnsi="Times New Roman" w:cs="Times New Roman"/>
+          <w:sz w:val="24"/>
+          <w:szCs w:val="24"/>
+          <w:lang w:val="ru-RU"/>
+        </w:rPr>
+      </w:pPr>
+      <w:r>
+        <w:rPr>
+          <w:rFonts w:ascii="Times New Roman" w:eastAsia="Times New Roman" w:hAnsi="Times New Roman" w:cs="Times New Roman"/>
+          <w:color w:val="000000"/>
+          <w:sz w:val="28"/>
+          <w:szCs w:val="28"/>
+          <w:lang w:val="ru-RU"/>
+        </w:rPr>
+        <w:t xml:space="preserve">Чумак </w:t>
+      </w:r>
+      <w:proofErr w:type="spellStart"/>
+      <w:r>
+        <w:rPr>
+          <w:rFonts w:ascii="Times New Roman" w:eastAsia="Times New Roman" w:hAnsi="Times New Roman" w:cs="Times New Roman"/>
+          <w:color w:val="000000"/>
+          <w:sz w:val="28"/>
+          <w:szCs w:val="28"/>
+          <w:lang w:val="ru-RU"/>
+        </w:rPr>
+        <w:t>Андрій</w:t>
+      </w:r>
+      <w:proofErr w:type="spellEnd"/>
+      <w:r>
+        <w:rPr>
+          <w:rFonts w:ascii="Times New Roman" w:eastAsia="Times New Roman" w:hAnsi="Times New Roman" w:cs="Times New Roman"/>
+          <w:color w:val="000000"/>
           <w:sz w:val="28"/>
           <w:szCs w:val="28"/>
           <w:lang w:val="ru-RU"/>
         </w:rPr>
         <w:t xml:space="preserve"> </w:t>
       </w:r>
-      <w:r>
-        <w:rPr>
-          <w:rFonts w:ascii="Times New Roman" w:eastAsia="Times New Roman" w:hAnsi="Times New Roman" w:cs="Times New Roman"/>
-          <w:b/>
-          <w:sz w:val="28"/>
-          <w:szCs w:val="28"/>
-          <w:lang w:val="en-US"/>
-        </w:rPr>
-        <w:t>Lab</w:t>
-      </w:r>
-      <w:r>
-        <w:rPr>
-          <w:rFonts w:ascii="Times New Roman" w:eastAsia="Times New Roman" w:hAnsi="Times New Roman" w:cs="Times New Roman"/>
-          <w:b/>
-          <w:sz w:val="28"/>
-          <w:szCs w:val="28"/>
-          <w:lang w:val="ru-RU"/>
-        </w:rPr>
-        <w:t xml:space="preserve"> 7</w:t>
-      </w:r>
-      <w:r>
-        <w:rPr>
-          <w:rFonts w:ascii="Times New Roman" w:eastAsia="Times New Roman" w:hAnsi="Times New Roman" w:cs="Times New Roman"/>
-          <w:b/>
-          <w:sz w:val="28"/>
-          <w:szCs w:val="28"/>
-          <w:lang w:val="ru-RU"/>
-        </w:rPr>
-        <w:t>-</w:t>
-      </w:r>
-      <w:r>
-        <w:rPr>
-          <w:rFonts w:ascii="Times New Roman" w:eastAsia="Times New Roman" w:hAnsi="Times New Roman" w:cs="Times New Roman"/>
-          <w:b/>
-          <w:sz w:val="28"/>
-          <w:szCs w:val="28"/>
-          <w:lang w:val="ru-RU"/>
-        </w:rPr>
-        <w:t>8</w:t>
-      </w:r>
-      <w:r>
-        <w:rPr>
-          <w:rFonts w:ascii="Times New Roman" w:eastAsia="Times New Roman" w:hAnsi="Times New Roman" w:cs="Times New Roman"/>
-          <w:b/>
-          <w:sz w:val="28"/>
-          <w:szCs w:val="28"/>
-          <w:lang w:val="en-US"/>
-        </w:rPr>
-        <w:t>v</w:t>
-      </w:r>
-      <w:r>
-        <w:rPr>
-          <w:rFonts w:ascii="Times New Roman" w:eastAsia="Times New Roman" w:hAnsi="Times New Roman" w:cs="Times New Roman"/>
-          <w:b/>
-          <w:sz w:val="28"/>
-          <w:szCs w:val="28"/>
-          <w:lang w:val="ru-RU"/>
-        </w:rPr>
-        <w:t>3</w:t>
-      </w:r>
-      <w:r>
-        <w:rPr>
-          <w:rFonts w:ascii="Times New Roman" w:eastAsia="Times New Roman" w:hAnsi="Times New Roman" w:cs="Times New Roman"/>
-          <w:b/>
-          <w:sz w:val="28"/>
-          <w:szCs w:val="28"/>
-          <w:lang w:val="ru-RU"/>
-        </w:rPr>
-        <w:t>)</w:t>
-      </w:r>
-    </w:p>
-    <w:p>
-      <w:pPr>
-        <w:spacing w:line="240" w:lineRule="auto"/>
-        <w:jc w:val="center"/>
-        <w:rPr>
-          <w:rFonts w:ascii="Times New Roman" w:eastAsia="Times New Roman" w:hAnsi="Times New Roman" w:cs="Times New Roman"/>
-          <w:sz w:val="28"/>
-          <w:szCs w:val="28"/>
-        </w:rPr>
-      </w:pPr>
-      <w:r>
-        <w:rPr>
-          <w:rFonts w:ascii="Times New Roman" w:eastAsia="Times New Roman" w:hAnsi="Times New Roman" w:cs="Times New Roman"/>
-          <w:b/>
-          <w:i/>
-          <w:sz w:val="28"/>
-          <w:szCs w:val="28"/>
-        </w:rPr>
-        <w:t xml:space="preserve">з дисципліни: </w:t>
-      </w:r>
-      <w:r>
-        <w:rPr>
-          <w:rFonts w:ascii="Times New Roman" w:eastAsia="Times New Roman" w:hAnsi="Times New Roman" w:cs="Times New Roman"/>
-          <w:sz w:val="28"/>
-          <w:szCs w:val="28"/>
-        </w:rPr>
-        <w:t>«Мови та парадигми програмування»</w:t>
-      </w:r>
-    </w:p>
-    <w:p>
-      <w:pPr>
-        <w:spacing w:line="240" w:lineRule="auto"/>
-        <w:jc w:val="center"/>
-        <w:rPr>
-          <w:rFonts w:ascii="Times New Roman" w:eastAsia="Times New Roman" w:hAnsi="Times New Roman" w:cs="Times New Roman"/>
-          <w:sz w:val="28"/>
-          <w:szCs w:val="28"/>
-        </w:rPr>
-      </w:pPr>
-      <w:r>
-        <w:rPr>
-          <w:rFonts w:ascii="Times New Roman" w:eastAsia="Times New Roman" w:hAnsi="Times New Roman" w:cs="Times New Roman"/>
-          <w:b/>
-          <w:i/>
-          <w:sz w:val="28"/>
-          <w:szCs w:val="28"/>
-        </w:rPr>
-        <w:t>з розділу</w:t>
-      </w:r>
-      <w:r>
-        <w:rPr>
-          <w:rFonts w:ascii="Times New Roman" w:eastAsia="Times New Roman" w:hAnsi="Times New Roman" w:cs="Times New Roman"/>
-          <w:sz w:val="28"/>
-          <w:szCs w:val="28"/>
-        </w:rPr>
-        <w:t xml:space="preserve">:  </w:t>
-      </w:r>
-      <w:r>
-        <w:rPr>
-          <w:rFonts w:ascii="Times New Roman" w:eastAsia="Times New Roman" w:hAnsi="Times New Roman" w:cs="Times New Roman"/>
-          <w:sz w:val="28"/>
-          <w:szCs w:val="28"/>
-        </w:rPr>
-        <w:t>«</w:t>
-      </w:r>
-      <w:r>
-        <w:rPr>
-          <w:rFonts w:ascii="Times New Roman" w:eastAsia="Times New Roman" w:hAnsi="Times New Roman" w:cs="Times New Roman"/>
-          <w:sz w:val="28"/>
-          <w:szCs w:val="28"/>
-        </w:rPr>
-        <w:t>Бінарні дерева. Списки</w:t>
-      </w:r>
-      <w:r>
-        <w:rPr>
-          <w:rFonts w:ascii="Times New Roman" w:eastAsia="Times New Roman" w:hAnsi="Times New Roman" w:cs="Times New Roman"/>
-          <w:sz w:val="28"/>
-          <w:szCs w:val="28"/>
-        </w:rPr>
-        <w:t>»</w:t>
-      </w:r>
-    </w:p>
-    <w:p>
-      <w:pPr>
-        <w:spacing w:line="240" w:lineRule="auto"/>
-        <w:jc w:val="center"/>
-        <w:rPr>
-          <w:rFonts w:ascii="Times New Roman" w:eastAsia="Times New Roman" w:hAnsi="Times New Roman" w:cs="Times New Roman"/>
-          <w:b/>
-          <w:smallCaps/>
-          <w:sz w:val="28"/>
-          <w:szCs w:val="28"/>
-        </w:rPr>
-      </w:pPr>
-    </w:p>
-    <w:p>
-      <w:pPr>
-        <w:spacing w:line="360" w:lineRule="auto"/>
-        <w:rPr>
-          <w:rFonts w:ascii="Times New Roman" w:eastAsia="Times New Roman" w:hAnsi="Times New Roman" w:cs="Times New Roman"/>
-          <w:sz w:val="28"/>
-          <w:szCs w:val="28"/>
-        </w:rPr>
-      </w:pPr>
-    </w:p>
-    <w:p>
-      <w:pPr>
-        <w:spacing w:line="240" w:lineRule="auto"/>
-        <w:jc w:val="right"/>
-        <w:rPr>
-          <w:rFonts w:ascii="Times New Roman" w:eastAsia="Times New Roman" w:hAnsi="Times New Roman" w:cs="Times New Roman"/>
-          <w:b/>
-          <w:i/>
-          <w:sz w:val="28"/>
-          <w:szCs w:val="28"/>
-        </w:rPr>
-      </w:pPr>
-      <w:r>
-        <w:rPr>
-          <w:rFonts w:ascii="Times New Roman" w:eastAsia="Times New Roman" w:hAnsi="Times New Roman" w:cs="Times New Roman"/>
-          <w:b/>
-          <w:i/>
-          <w:sz w:val="28"/>
-          <w:szCs w:val="28"/>
-        </w:rPr>
-        <w:t>Виконав:</w:t>
-      </w:r>
-    </w:p>
-    <w:p>
-      <w:pPr>
-        <w:spacing w:line="240" w:lineRule="auto"/>
-        <w:jc w:val="right"/>
-        <w:rPr>
-          <w:rFonts w:ascii="Times New Roman" w:eastAsia="Times New Roman" w:hAnsi="Times New Roman" w:cs="Times New Roman"/>
-          <w:b/>
-          <w:i/>
-          <w:sz w:val="28"/>
-          <w:szCs w:val="28"/>
-        </w:rPr>
-      </w:pPr>
-      <w:r>
-        <w:rPr>
-          <w:rFonts w:ascii="Times New Roman" w:eastAsia="Times New Roman" w:hAnsi="Times New Roman" w:cs="Times New Roman"/>
-          <w:b/>
-          <w:i/>
-          <w:sz w:val="28"/>
-          <w:szCs w:val="28"/>
-        </w:rPr>
-        <w:t xml:space="preserve"> </w:t>
-      </w:r>
-      <w:r>
-        <w:rPr>
-          <w:rFonts w:ascii="Times New Roman" w:eastAsia="Times New Roman" w:hAnsi="Times New Roman" w:cs="Times New Roman"/>
-          <w:sz w:val="28"/>
-          <w:szCs w:val="28"/>
-        </w:rPr>
-        <w:t>студент групи</w:t>
-      </w:r>
-      <w:r>
-        <w:rPr>
-          <w:rFonts w:ascii="Times New Roman" w:eastAsia="Times New Roman" w:hAnsi="Times New Roman" w:cs="Times New Roman"/>
-          <w:sz w:val="28"/>
-          <w:szCs w:val="28"/>
-        </w:rPr>
-        <w:t xml:space="preserve"> ШІ - 12</w:t>
-      </w:r>
-    </w:p>
-    <w:p>
-      <w:pPr>
-        <w:spacing w:line="240" w:lineRule="auto"/>
-        <w:jc w:val="right"/>
-        <w:rPr>
-          <w:rFonts w:ascii="Times New Roman" w:eastAsia="Times New Roman" w:hAnsi="Times New Roman" w:cs="Times New Roman"/>
-          <w:sz w:val="28"/>
-          <w:szCs w:val="28"/>
-        </w:rPr>
-      </w:pPr>
-      <w:r>
-        <w:rPr>
-          <w:rFonts w:ascii="Times New Roman" w:eastAsia="Times New Roman" w:hAnsi="Times New Roman" w:cs="Times New Roman"/>
-          <w:sz w:val="28"/>
-          <w:szCs w:val="28"/>
-        </w:rPr>
-        <w:t>Чумак Андрій Анатолійович</w:t>
-      </w:r>
+      <w:proofErr w:type="spellStart"/>
+      <w:r>
+        <w:rPr>
+          <w:rFonts w:ascii="Times New Roman" w:eastAsia="Times New Roman" w:hAnsi="Times New Roman" w:cs="Times New Roman"/>
+          <w:color w:val="000000"/>
+          <w:sz w:val="28"/>
+          <w:szCs w:val="28"/>
+          <w:lang w:val="ru-RU"/>
+        </w:rPr>
+        <w:t>Анатолійович</w:t>
+      </w:r>
+      <w:proofErr w:type="spellEnd"/>
     </w:p>
     <w:p>
       <w:pPr>
@@ -734,7 +1429,7 @@
         </w:rPr>
         <w:t xml:space="preserve">Тема №1: </w:t>
       </w:r>
-      <w:bookmarkStart w:id="1" w:name="_Hlk153885889"/>
+      <w:bookmarkStart w:id="0" w:name="_Hlk153885889"/>
       <w:r>
         <w:rPr>
           <w:rFonts w:ascii="Times New Roman" w:eastAsia="Times New Roman" w:hAnsi="Times New Roman" w:cs="Times New Roman"/>
@@ -745,7 +1440,7 @@
         <w:t>Бінарні дерева</w:t>
       </w:r>
     </w:p>
-    <w:bookmarkEnd w:id="1"/>
+    <w:bookmarkEnd w:id="0"/>
     <w:p>
       <w:pPr>
         <w:numPr>
@@ -1728,7 +2423,7 @@
           <w:rFonts w:ascii="Times New Roman" w:eastAsia="Times New Roman" w:hAnsi="Times New Roman" w:cs="Times New Roman"/>
           <w:sz w:val="24"/>
           <w:szCs w:val="24"/>
-          <w:lang w:val="en-US"/>
+          <w:lang w:val="ru-RU"/>
         </w:rPr>
         <w:t>2</w:t>
       </w:r>
@@ -2425,7 +3120,7 @@
           <w:lang w:val="en-US"/>
         </w:rPr>
       </w:pPr>
-      <w:bookmarkStart w:id="2" w:name="_Hlk153860963"/>
+      <w:bookmarkStart w:id="1" w:name="_Hlk153860963"/>
       <w:r>
         <w:rPr>
           <w:rFonts w:ascii="Times New Roman" w:eastAsia="Times New Roman" w:hAnsi="Times New Roman" w:cs="Times New Roman"/>
@@ -2434,7 +3129,7 @@
         </w:rPr>
         <w:t xml:space="preserve">Програма </w:t>
       </w:r>
-      <w:bookmarkEnd w:id="2"/>
+      <w:bookmarkEnd w:id="1"/>
       <w:r>
         <w:rPr>
           <w:rFonts w:ascii="Times New Roman" w:eastAsia="Times New Roman" w:hAnsi="Times New Roman" w:cs="Times New Roman"/>
@@ -2571,6 +3266,11 @@
         </w:rPr>
         <w:tab/>
         <w:t>Код програм з посиланням на зовнішні ресурси:</w:t>
+      </w:r>
+    </w:p>
+    <w:p>
+      <w:r>
+        <w:t>https://github.com/artificial-intelligence-department/ai_programming_playground/pull/1245</w:t>
       </w:r>
     </w:p>
     <w:p>
@@ -2742,6 +3442,7 @@
         <w:rPr>
           <w:noProof/>
         </w:rPr>
+        <w:lastRenderedPageBreak/>
         <w:drawing>
           <wp:inline distT="0" distB="0" distL="0" distR="0" wp14:anchorId="20AAF648" wp14:editId="59B6EB37">
             <wp:extent cx="6289675" cy="3540125"/>
@@ -2835,7 +3536,6 @@
           <w:b/>
           <w:color w:val="000000"/>
         </w:rPr>
-        <w:lastRenderedPageBreak/>
         <w:t>4</w:t>
       </w:r>
       <w:r>
@@ -2961,11 +3661,12 @@
           <w:szCs w:val="24"/>
         </w:rPr>
       </w:pPr>
-      <w:bookmarkStart w:id="3" w:name="_Hlk153862432"/>
+      <w:bookmarkStart w:id="2" w:name="_Hlk153862432"/>
       <w:r>
         <w:rPr>
           <w:noProof/>
         </w:rPr>
+        <w:lastRenderedPageBreak/>
         <w:drawing>
           <wp:inline distT="0" distB="0" distL="0" distR="0" wp14:anchorId="2791E285" wp14:editId="22ABD113">
             <wp:extent cx="6289675" cy="3540125"/>
@@ -3064,7 +3765,7 @@
         <w:t>год</w:t>
       </w:r>
     </w:p>
-    <w:bookmarkEnd w:id="3"/>
+    <w:bookmarkEnd w:id="2"/>
     <w:p>
       <w:pPr>
         <w:rPr>
@@ -3103,7 +3804,6 @@
         <w:rPr>
           <w:noProof/>
         </w:rPr>
-        <w:lastRenderedPageBreak/>
         <w:drawing>
           <wp:inline distT="0" distB="0" distL="0" distR="0" wp14:anchorId="04D78EE3" wp14:editId="5C915834">
             <wp:extent cx="6289675" cy="3540125"/>
@@ -3167,7 +3867,7 @@
       <w:r>
         <w:t>Результат виконання програмного коду</w:t>
       </w:r>
-      <w:bookmarkStart w:id="4" w:name="_Hlk153862542"/>
+      <w:bookmarkStart w:id="3" w:name="_Hlk153862542"/>
     </w:p>
     <w:p>
       <w:pPr>
@@ -3247,25 +3947,26 @@
         </w:rPr>
         <w:t>: 1 год</w:t>
       </w:r>
+      <w:bookmarkEnd w:id="3"/>
+    </w:p>
+    <w:p>
+      <w:pPr>
+        <w:pStyle w:val="1"/>
+        <w:rPr>
+          <w:rFonts w:ascii="Times New Roman" w:eastAsia="Times New Roman" w:hAnsi="Times New Roman" w:cs="Times New Roman"/>
+          <w:b/>
+          <w:color w:val="000000"/>
+        </w:rPr>
+      </w:pPr>
+      <w:bookmarkStart w:id="4" w:name="_heading=h.i4rg1fbwjtfq" w:colFirst="0" w:colLast="0"/>
       <w:bookmarkEnd w:id="4"/>
-    </w:p>
-    <w:p>
-      <w:pPr>
-        <w:pStyle w:val="1"/>
+      <w:r>
         <w:rPr>
           <w:rFonts w:ascii="Times New Roman" w:eastAsia="Times New Roman" w:hAnsi="Times New Roman" w:cs="Times New Roman"/>
           <w:b/>
           <w:color w:val="000000"/>
         </w:rPr>
-      </w:pPr>
-      <w:bookmarkStart w:id="5" w:name="_heading=h.i4rg1fbwjtfq" w:colFirst="0" w:colLast="0"/>
-      <w:bookmarkEnd w:id="5"/>
-      <w:r>
-        <w:rPr>
-          <w:rFonts w:ascii="Times New Roman" w:eastAsia="Times New Roman" w:hAnsi="Times New Roman" w:cs="Times New Roman"/>
-          <w:b/>
-          <w:color w:val="000000"/>
-        </w:rPr>
+        <w:lastRenderedPageBreak/>
         <w:t xml:space="preserve">Висновки: </w:t>
       </w:r>
     </w:p>
@@ -5233,28 +5934,28 @@
 </file>
 
 <file path=customXml/item1.xml><?xml version="1.0" encoding="utf-8"?>
-<b:Sources xmlns:b="http://schemas.openxmlformats.org/officeDocument/2006/bibliography" xmlns="http://schemas.openxmlformats.org/officeDocument/2006/bibliography" SelectedStyle="\APASixthEditionOfficeOnline.xsl" StyleName="APA" Version="6"/>
-</file>
-
-<file path=customXml/item2.xml><?xml version="1.0" encoding="utf-8"?>
 <go:gDocsCustomXmlDataStorage xmlns:go="http://customooxmlschemas.google.com/" xmlns:r="http://schemas.openxmlformats.org/officeDocument/2006/relationships" uri="GoogleDocsCustomDataVersion2">
   <go:docsCustomData xmlns:go="http://customooxmlschemas.google.com/" roundtripDataSignature="AMtx7miF3uuO2zwxqTW9bHUg0aYU52UxUg==">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</go:docsCustomData>
 </go:gDocsCustomXmlDataStorage>
 </file>
 
-<file path=customXml/itemProps1.xml><?xml version="1.0" encoding="utf-8"?>
-<ds:datastoreItem xmlns:ds="http://schemas.openxmlformats.org/officeDocument/2006/customXml" ds:itemID="{AC97F271-8514-46E6-BB96-2DCB95AC6D4D}">
-  <ds:schemaRefs>
-    <ds:schemaRef ds:uri="http://schemas.openxmlformats.org/officeDocument/2006/bibliography"/>
-  </ds:schemaRefs>
-</ds:datastoreItem>
+<file path=customXml/item2.xml><?xml version="1.0" encoding="utf-8"?>
+<b:Sources xmlns:b="http://schemas.openxmlformats.org/officeDocument/2006/bibliography" xmlns="http://schemas.openxmlformats.org/officeDocument/2006/bibliography" SelectedStyle="\APASixthEditionOfficeOnline.xsl" StyleName="APA" Version="6"/>
 </file>
 
-<file path=customXml/itemProps2.xml><?xml version="1.0" encoding="utf-8"?>
+<file path=customXml/itemProps1.xml><?xml version="1.0" encoding="utf-8"?>
 <ds:datastoreItem xmlns:ds="http://schemas.openxmlformats.org/officeDocument/2006/customXml" ds:itemID="{11111111-1234-1234-1234-123412341234}">
   <ds:schemaRefs>
     <ds:schemaRef ds:uri="http://customooxmlschemas.google.com/"/>
     <ds:schemaRef ds:uri="http://schemas.openxmlformats.org/officeDocument/2006/relationships"/>
   </ds:schemaRefs>
 </ds:datastoreItem>
+</file>
+
+<file path=customXml/itemProps2.xml><?xml version="1.0" encoding="utf-8"?>
+<ds:datastoreItem xmlns:ds="http://schemas.openxmlformats.org/officeDocument/2006/customXml" ds:itemID="{AC97F271-8514-46E6-BB96-2DCB95AC6D4D}">
+  <ds:schemaRefs>
+    <ds:schemaRef ds:uri="http://schemas.openxmlformats.org/officeDocument/2006/bibliography"/>
+  </ds:schemaRefs>
+</ds:datastoreItem>
 </file>